--- a/docs/output/Zain Hajahjah/سجن البرج/SRT-En/حميدي/DOCX/08_غرفة التحقيق_En.docx
+++ b/docs/output/Zain Hajahjah/سجن البرج/SRT-En/حميدي/DOCX/08_غرفة التحقيق_En.docx
@@ -4,27 +4,52 @@
   <w:body>
     <w:p>
       <w:r>
-        <w:t>Here on this door they used to shackle the prisoners</w:t>
+        <w:t>Here on this door they used to</w:t>
       </w:r>
     </w:p>
     <w:p>
       <w:r>
-        <w:t>We could not see them but we spoke to them from under the door</w:t>
+        <w:t>shackle the prisoners</w:t>
       </w:r>
     </w:p>
     <w:p>
       <w:r>
-        <w:t>A friend of ours was also shackled here, we used to talk to him</w:t>
+        <w:t>We could not see them but we spoke</w:t>
       </w:r>
     </w:p>
     <w:p>
       <w:r>
-        <w:t>Interviewer: Can you mention his name?</w:t>
+        <w:t>to them from under the door</w:t>
       </w:r>
     </w:p>
     <w:p>
       <w:r>
-        <w:t>The young man's name was Abboud, he was from our area, from the town of Tabqa</w:t>
+        <w:t>A friend of ours was also shackled</w:t>
+      </w:r>
+    </w:p>
+    <w:p>
+      <w:r>
+        <w:t>here, we used to talk to him</w:t>
+      </w:r>
+    </w:p>
+    <w:p>
+      <w:r>
+        <w:t>Interviewer: Can you</w:t>
+      </w:r>
+    </w:p>
+    <w:p>
+      <w:r>
+        <w:t>mention his name?</w:t>
+      </w:r>
+    </w:p>
+    <w:p>
+      <w:r>
+        <w:t>The young man's name was Abboud, he was</w:t>
+      </w:r>
+    </w:p>
+    <w:p>
+      <w:r>
+        <w:t>from our area, from the town of Tabqa</w:t>
       </w:r>
     </w:p>
     <w:p>
@@ -34,7 +59,12 @@
     </w:p>
     <w:p>
       <w:r>
-        <w:t>Even when the jailer came he would ask him: Abboud, does your hand hurt?</w:t>
+        <w:t>Even when the jailer came he would ask</w:t>
+      </w:r>
+    </w:p>
+    <w:p>
+      <w:r>
+        <w:t>him: Abboud, does your hand hurt?</w:t>
       </w:r>
     </w:p>
     <w:p>
@@ -44,17 +74,32 @@
     </w:p>
     <w:p>
       <w:r>
-        <w:t>Then he would tighten the handcuffs until Abboud screamed in pain</w:t>
+        <w:t>Then he would tighten the handcuffs</w:t>
       </w:r>
     </w:p>
     <w:p>
       <w:r>
-        <w:t>Of course Abboud was suspended from the door because of the blindfold incident in the interrogation room</w:t>
+        <w:t>until Abboud screamed in pain</w:t>
       </w:r>
     </w:p>
     <w:p>
       <w:r>
-        <w:t>Interviewer: Where was the interrogation room?</w:t>
+        <w:t>Of course Abboud was suspended from the door because</w:t>
+      </w:r>
+    </w:p>
+    <w:p>
+      <w:r>
+        <w:t>of the blindfold incident in the interrogation room</w:t>
+      </w:r>
+    </w:p>
+    <w:p>
+      <w:r>
+        <w:t>Interviewer: Where was</w:t>
+      </w:r>
+    </w:p>
+    <w:p>
+      <w:r>
+        <w:t>the interrogation room?</w:t>
       </w:r>
     </w:p>
     <w:p>
@@ -64,17 +109,32 @@
     </w:p>
     <w:p>
       <w:r>
-        <w:t>Of course there was a cinder block wall here dividing the room, with a black door in it</w:t>
+        <w:t>Of course there was a cinder block wall here dividing</w:t>
       </w:r>
     </w:p>
     <w:p>
       <w:r>
-        <w:t>From the moment you enter you take off your shoes because of the carpet</w:t>
+        <w:t>the room, with a black door in it</w:t>
       </w:r>
     </w:p>
     <w:p>
       <w:r>
-        <w:t>You enter here and he would be sitting like this</w:t>
+        <w:t>From the moment you enter you take</w:t>
+      </w:r>
+    </w:p>
+    <w:p>
+      <w:r>
+        <w:t>off your shoes because of the carpet</w:t>
+      </w:r>
+    </w:p>
+    <w:p>
+      <w:r>
+        <w:t>You enter here and he would</w:t>
+      </w:r>
+    </w:p>
+    <w:p>
+      <w:r>
+        <w:t>be sitting like this</w:t>
       </w:r>
     </w:p>
     <w:p>
@@ -84,97 +144,192 @@
     </w:p>
     <w:p>
       <w:r>
-        <w:t>Of course it was laid out with Gulf-style carpet and mattresses</w:t>
+        <w:t>Of course it was laid out with</w:t>
       </w:r>
     </w:p>
     <w:p>
       <w:r>
-        <w:t>From under the blindfold I could see the color of the carpet</w:t>
+        <w:t>Gulf-style carpet and mattresses</w:t>
       </w:r>
     </w:p>
     <w:p>
       <w:r>
-        <w:t>You sit kneeling with your hands cuffed behind your back</w:t>
+        <w:t>From under the blindfold I could</w:t>
       </w:r>
     </w:p>
     <w:p>
       <w:r>
-        <w:t>He starts asking questions and you answer them</w:t>
+        <w:t>see the color of the carpet</w:t>
       </w:r>
     </w:p>
     <w:p>
       <w:r>
-        <w:t>Whatever question he asks you must answer</w:t>
+        <w:t>You sit kneeling with your</w:t>
       </w:r>
     </w:p>
     <w:p>
       <w:r>
-        <w:t>Interviewer: Did they beat or torture you in the interrogation room? How did they torture you?</w:t>
+        <w:t>hands cuffed behind your back</w:t>
       </w:r>
     </w:p>
     <w:p>
       <w:r>
-        <w:t>They would sit you here with one person standing behind you and another from this direction</w:t>
+        <w:t>He starts asking questions</w:t>
       </w:r>
     </w:p>
     <w:p>
       <w:r>
-        <w:t>Then you hear the sound of a pistol being loaded</w:t>
+        <w:t>and you answer them</w:t>
       </w:r>
     </w:p>
     <w:p>
       <w:r>
-        <w:t>He tells the one holding the pistol: finish him off</w:t>
+        <w:t>Whatever question he asks</w:t>
       </w:r>
     </w:p>
     <w:p>
       <w:r>
-        <w:t>Then he runs his hand like this past your ear</w:t>
+        <w:t>you must answer</w:t>
       </w:r>
     </w:p>
     <w:p>
       <w:r>
-        <w:t>He keeps circling around you while the other one strikes you with the hammer</w:t>
+        <w:t>Interviewer: Did they beat or torture you</w:t>
       </w:r>
     </w:p>
     <w:p>
       <w:r>
-        <w:t>Or with the &lt;i&gt;Lakhdar Brahimi&lt;/i&gt; hose on your knees or feet</w:t>
+        <w:t>in the interrogation room? How did they torture you?</w:t>
       </w:r>
     </w:p>
     <w:p>
       <w:r>
-        <w:t>Interviewer: What are the names of the torture instruments you were tortured with or heard of?</w:t>
+        <w:t>They would sit you here with one person standing</w:t>
       </w:r>
     </w:p>
     <w:p>
       <w:r>
-        <w:t>There was the hammer, I will never forget it</w:t>
+        <w:t>behind you and another from this direction</w:t>
       </w:r>
     </w:p>
     <w:p>
       <w:r>
-        <w:t>And the &lt;i&gt;Lakhdar Brahimi&lt;/i&gt; hose, it is well known</w:t>
+        <w:t>Then you hear the sound of</w:t>
       </w:r>
     </w:p>
     <w:p>
       <w:r>
-        <w:t>And there was the &lt;i&gt;balingo&lt;/i&gt; [hoist] for suspending prisoners</w:t>
+        <w:t>a pistol being loaded</w:t>
       </w:r>
     </w:p>
     <w:p>
       <w:r>
-        <w:t>And here there was &lt;i&gt;shabeh&lt;/i&gt; [suspension] on the door</w:t>
+        <w:t>He tells the one holding the</w:t>
       </w:r>
     </w:p>
     <w:p>
       <w:r>
-        <w:t>They suspended people, we heard their screaming but we did not know who they were</w:t>
+        <w:t>pistol: finish him off</w:t>
       </w:r>
     </w:p>
     <w:p>
       <w:r>
-        <w:t>Those we did not know, we could not talk to them</w:t>
+        <w:t>Then he runs his hand like this</w:t>
+      </w:r>
+    </w:p>
+    <w:p>
+      <w:r>
+        <w:t>past your ear</w:t>
+      </w:r>
+    </w:p>
+    <w:p>
+      <w:r>
+        <w:t>He keeps circling around you while the</w:t>
+      </w:r>
+    </w:p>
+    <w:p>
+      <w:r>
+        <w:t>other one strikes you with the hammer</w:t>
+      </w:r>
+    </w:p>
+    <w:p>
+      <w:r>
+        <w:t>Or with the Lakhdar Brahimi</w:t>
+      </w:r>
+    </w:p>
+    <w:p>
+      <w:r>
+        <w:t>hose on your knees or feet</w:t>
+      </w:r>
+    </w:p>
+    <w:p>
+      <w:r>
+        <w:t>Interviewer: What are the names of the torture</w:t>
+      </w:r>
+    </w:p>
+    <w:p>
+      <w:r>
+        <w:t>instruments you were tortured with or heard of?</w:t>
+      </w:r>
+    </w:p>
+    <w:p>
+      <w:r>
+        <w:t>There was the hammer,</w:t>
+      </w:r>
+    </w:p>
+    <w:p>
+      <w:r>
+        <w:t>I will never forget it</w:t>
+      </w:r>
+    </w:p>
+    <w:p>
+      <w:r>
+        <w:t>And the Lakhdar Brahimi</w:t>
+      </w:r>
+    </w:p>
+    <w:p>
+      <w:r>
+        <w:t>hose, it is well known</w:t>
+      </w:r>
+    </w:p>
+    <w:p>
+      <w:r>
+        <w:t>And there was the balingo</w:t>
+      </w:r>
+    </w:p>
+    <w:p>
+      <w:r>
+        <w:t>[hoist] for suspending prisoners</w:t>
+      </w:r>
+    </w:p>
+    <w:p>
+      <w:r>
+        <w:t>And here there was suspension</w:t>
+      </w:r>
+    </w:p>
+    <w:p>
+      <w:r>
+        <w:t>[suspension] on the door</w:t>
+      </w:r>
+    </w:p>
+    <w:p>
+      <w:r>
+        <w:t>They suspended people, we heard their</w:t>
+      </w:r>
+    </w:p>
+    <w:p>
+      <w:r>
+        <w:t>screaming but we did not know who they were</w:t>
+      </w:r>
+    </w:p>
+    <w:p>
+      <w:r>
+        <w:t>Those we did not know,</w:t>
+      </w:r>
+    </w:p>
+    <w:p>
+      <w:r>
+        <w:t>we could not talk to them</w:t>
       </w:r>
     </w:p>
     <w:sectPr>
@@ -551,7 +706,7 @@
     <w:qFormat/>
     <w:rsid w:val="00FC693F"/>
     <w:rPr>
-      <w:rFonts w:ascii="Calibri" w:hAnsi="Calibri"/>
+      <w:rFonts w:ascii="Arial" w:hAnsi="Arial"/>
       <w:sz w:val="22"/>
     </w:rPr>
   </w:style>

--- a/docs/output/Zain Hajahjah/سجن البرج/SRT-En/حميدي/DOCX/08_غرفة التحقيق_En.docx
+++ b/docs/output/Zain Hajahjah/سجن البرج/SRT-En/حميدي/DOCX/08_غرفة التحقيق_En.docx
@@ -2,6 +2,16 @@
 <file path=word/document.xml><?xml version="1.0" encoding="utf-8"?>
 <w:document xmlns:wpc="http://schemas.microsoft.com/office/word/2010/wordprocessingCanvas" xmlns:mo="http://schemas.microsoft.com/office/mac/office/2008/main" xmlns:mc="http://schemas.openxmlformats.org/markup-compatibility/2006" xmlns:mv="urn:schemas-microsoft-com:mac:vml" xmlns:o="urn:schemas-microsoft-com:office:office" xmlns:r="http://schemas.openxmlformats.org/officeDocument/2006/relationships" xmlns:m="http://schemas.openxmlformats.org/officeDocument/2006/math" xmlns:v="urn:schemas-microsoft-com:vml" xmlns:wp14="http://schemas.microsoft.com/office/word/2010/wordprocessingDrawing" xmlns:wp="http://schemas.openxmlformats.org/drawingml/2006/wordprocessingDrawing" xmlns:w10="urn:schemas-microsoft-com:office:word" xmlns:w="http://schemas.openxmlformats.org/wordprocessingml/2006/main" xmlns:w14="http://schemas.microsoft.com/office/word/2010/wordml" xmlns:wpg="http://schemas.microsoft.com/office/word/2010/wordprocessingGroup" xmlns:wpi="http://schemas.microsoft.com/office/word/2010/wordprocessingInk" xmlns:wne="http://schemas.microsoft.com/office/word/2006/wordml" xmlns:wps="http://schemas.microsoft.com/office/word/2010/wordprocessingShape" mc:Ignorable="w14 wp14">
   <w:body>
+    <w:p>
+      <w:r>
+        <w:t>1</w:t>
+      </w:r>
+    </w:p>
+    <w:p>
+      <w:r>
+        <w:t>00:00:00,541 --&gt; 00:00:04,041</w:t>
+      </w:r>
+    </w:p>
     <w:p>
       <w:r>
         <w:t>Here on this door they used to</w:t>
@@ -10,6 +20,17 @@
     <w:p>
       <w:r>
         <w:t>shackle the prisoners</w:t>
+      </w:r>
+    </w:p>
+    <w:p/>
+    <w:p>
+      <w:r>
+        <w:t>2</w:t>
+      </w:r>
+    </w:p>
+    <w:p>
+      <w:r>
+        <w:t>00:00:04,791 --&gt; 00:00:07,208</w:t>
       </w:r>
     </w:p>
     <w:p>
@@ -22,6 +43,17 @@
         <w:t>to them from under the door</w:t>
       </w:r>
     </w:p>
+    <w:p/>
+    <w:p>
+      <w:r>
+        <w:t>3</w:t>
+      </w:r>
+    </w:p>
+    <w:p>
+      <w:r>
+        <w:t>00:00:07,916 --&gt; 00:00:10,458</w:t>
+      </w:r>
+    </w:p>
     <w:p>
       <w:r>
         <w:t>A friend of ours was also shackled</w:t>
@@ -30,6 +62,17 @@
     <w:p>
       <w:r>
         <w:t>here, we used to talk to him</w:t>
+      </w:r>
+    </w:p>
+    <w:p/>
+    <w:p>
+      <w:r>
+        <w:t>4</w:t>
+      </w:r>
+    </w:p>
+    <w:p>
+      <w:r>
+        <w:t>00:00:10,708 --&gt; 00:00:12,500</w:t>
       </w:r>
     </w:p>
     <w:p>
@@ -42,6 +85,17 @@
         <w:t>mention his name?</w:t>
       </w:r>
     </w:p>
+    <w:p/>
+    <w:p>
+      <w:r>
+        <w:t>5</w:t>
+      </w:r>
+    </w:p>
+    <w:p>
+      <w:r>
+        <w:t>00:00:12,541 --&gt; 00:00:16,958</w:t>
+      </w:r>
+    </w:p>
     <w:p>
       <w:r>
         <w:t>The young man's name was Abboud, he was</w:t>
@@ -52,9 +106,31 @@
         <w:t>from our area, from the town of Tabqa</w:t>
       </w:r>
     </w:p>
+    <w:p/>
+    <w:p>
+      <w:r>
+        <w:t>6</w:t>
+      </w:r>
+    </w:p>
+    <w:p>
+      <w:r>
+        <w:t>00:00:18,125 --&gt; 00:00:19,416</w:t>
+      </w:r>
+    </w:p>
     <w:p>
       <w:r>
         <w:t>I kept talking to him</w:t>
+      </w:r>
+    </w:p>
+    <w:p/>
+    <w:p>
+      <w:r>
+        <w:t>7</w:t>
+      </w:r>
+    </w:p>
+    <w:p>
+      <w:r>
+        <w:t>00:00:19,666 --&gt; 00:00:22,166</w:t>
       </w:r>
     </w:p>
     <w:p>
@@ -67,9 +143,31 @@
         <w:t>him: Abboud, does your hand hurt?</w:t>
       </w:r>
     </w:p>
+    <w:p/>
+    <w:p>
+      <w:r>
+        <w:t>8</w:t>
+      </w:r>
+    </w:p>
+    <w:p>
+      <w:r>
+        <w:t>00:00:22,208 --&gt; 00:00:22,875</w:t>
+      </w:r>
+    </w:p>
     <w:p>
       <w:r>
         <w:t>He would say yes</w:t>
+      </w:r>
+    </w:p>
+    <w:p/>
+    <w:p>
+      <w:r>
+        <w:t>9</w:t>
+      </w:r>
+    </w:p>
+    <w:p>
+      <w:r>
+        <w:t>00:00:23,375 --&gt; 00:00:26,833</w:t>
       </w:r>
     </w:p>
     <w:p>
@@ -82,6 +180,17 @@
         <w:t>until Abboud screamed in pain</w:t>
       </w:r>
     </w:p>
+    <w:p/>
+    <w:p>
+      <w:r>
+        <w:t>10</w:t>
+      </w:r>
+    </w:p>
+    <w:p>
+      <w:r>
+        <w:t>00:00:27,666 --&gt; 00:00:31,083</w:t>
+      </w:r>
+    </w:p>
     <w:p>
       <w:r>
         <w:t>Of course Abboud was suspended from the door because</w:t>
@@ -90,6 +199,17 @@
     <w:p>
       <w:r>
         <w:t>of the blindfold incident in the interrogation room</w:t>
+      </w:r>
+    </w:p>
+    <w:p/>
+    <w:p>
+      <w:r>
+        <w:t>11</w:t>
+      </w:r>
+    </w:p>
+    <w:p>
+      <w:r>
+        <w:t>00:00:32,458 --&gt; 00:00:33,708</w:t>
       </w:r>
     </w:p>
     <w:p>
@@ -102,9 +222,31 @@
         <w:t>the interrogation room?</w:t>
       </w:r>
     </w:p>
+    <w:p/>
+    <w:p>
+      <w:r>
+        <w:t>12</w:t>
+      </w:r>
+    </w:p>
+    <w:p>
+      <w:r>
+        <w:t>00:00:33,750 --&gt; 00:00:35,083</w:t>
+      </w:r>
+    </w:p>
     <w:p>
       <w:r>
         <w:t>The interrogation room is here</w:t>
+      </w:r>
+    </w:p>
+    <w:p/>
+    <w:p>
+      <w:r>
+        <w:t>13</w:t>
+      </w:r>
+    </w:p>
+    <w:p>
+      <w:r>
+        <w:t>00:00:36,375 --&gt; 00:00:39,458</w:t>
       </w:r>
     </w:p>
     <w:p>
@@ -117,6 +259,17 @@
         <w:t>the room, with a black door in it</w:t>
       </w:r>
     </w:p>
+    <w:p/>
+    <w:p>
+      <w:r>
+        <w:t>14</w:t>
+      </w:r>
+    </w:p>
+    <w:p>
+      <w:r>
+        <w:t>00:00:41,208 --&gt; 00:00:45,291</w:t>
+      </w:r>
+    </w:p>
     <w:p>
       <w:r>
         <w:t>From the moment you enter you take</w:t>
@@ -125,6 +278,17 @@
     <w:p>
       <w:r>
         <w:t>off your shoes because of the carpet</w:t>
+      </w:r>
+    </w:p>
+    <w:p/>
+    <w:p>
+      <w:r>
+        <w:t>15</w:t>
+      </w:r>
+    </w:p>
+    <w:p>
+      <w:r>
+        <w:t>00:00:46,000 --&gt; 00:00:47,166</w:t>
       </w:r>
     </w:p>
     <w:p>
@@ -137,9 +301,31 @@
         <w:t>be sitting like this</w:t>
       </w:r>
     </w:p>
+    <w:p/>
+    <w:p>
+      <w:r>
+        <w:t>16</w:t>
+      </w:r>
+    </w:p>
+    <w:p>
+      <w:r>
+        <w:t>00:00:48,875 --&gt; 00:00:49,875</w:t>
+      </w:r>
+    </w:p>
     <w:p>
       <w:r>
         <w:t>Sitting here</w:t>
+      </w:r>
+    </w:p>
+    <w:p/>
+    <w:p>
+      <w:r>
+        <w:t>17</w:t>
+      </w:r>
+    </w:p>
+    <w:p>
+      <w:r>
+        <w:t>00:00:50,541 --&gt; 00:00:52,833</w:t>
       </w:r>
     </w:p>
     <w:p>
@@ -152,6 +338,17 @@
         <w:t>Gulf-style carpet and mattresses</w:t>
       </w:r>
     </w:p>
+    <w:p/>
+    <w:p>
+      <w:r>
+        <w:t>18</w:t>
+      </w:r>
+    </w:p>
+    <w:p>
+      <w:r>
+        <w:t>00:00:52,916 --&gt; 00:00:56,166</w:t>
+      </w:r>
+    </w:p>
     <w:p>
       <w:r>
         <w:t>From under the blindfold I could</w:t>
@@ -160,6 +357,17 @@
     <w:p>
       <w:r>
         <w:t>see the color of the carpet</w:t>
+      </w:r>
+    </w:p>
+    <w:p/>
+    <w:p>
+      <w:r>
+        <w:t>19</w:t>
+      </w:r>
+    </w:p>
+    <w:p>
+      <w:r>
+        <w:t>00:00:57,916 --&gt; 00:01:00,583</w:t>
       </w:r>
     </w:p>
     <w:p>
@@ -172,6 +380,17 @@
         <w:t>hands cuffed behind your back</w:t>
       </w:r>
     </w:p>
+    <w:p/>
+    <w:p>
+      <w:r>
+        <w:t>20</w:t>
+      </w:r>
+    </w:p>
+    <w:p>
+      <w:r>
+        <w:t>00:01:01,875 --&gt; 00:01:03,125</w:t>
+      </w:r>
+    </w:p>
     <w:p>
       <w:r>
         <w:t>He starts asking questions</w:t>
@@ -180,6 +399,17 @@
     <w:p>
       <w:r>
         <w:t>and you answer them</w:t>
+      </w:r>
+    </w:p>
+    <w:p/>
+    <w:p>
+      <w:r>
+        <w:t>21</w:t>
+      </w:r>
+    </w:p>
+    <w:p>
+      <w:r>
+        <w:t>00:01:04,625 --&gt; 00:01:07,333</w:t>
       </w:r>
     </w:p>
     <w:p>
@@ -192,6 +422,17 @@
         <w:t>you must answer</w:t>
       </w:r>
     </w:p>
+    <w:p/>
+    <w:p>
+      <w:r>
+        <w:t>22</w:t>
+      </w:r>
+    </w:p>
+    <w:p>
+      <w:r>
+        <w:t>00:01:08,916 --&gt; 00:01:14,375</w:t>
+      </w:r>
+    </w:p>
     <w:p>
       <w:r>
         <w:t>Interviewer: Did they beat or torture you</w:t>
@@ -200,6 +441,17 @@
     <w:p>
       <w:r>
         <w:t>in the interrogation room? How did they torture you?</w:t>
+      </w:r>
+    </w:p>
+    <w:p/>
+    <w:p>
+      <w:r>
+        <w:t>23</w:t>
+      </w:r>
+    </w:p>
+    <w:p>
+      <w:r>
+        <w:t>00:01:14,541 --&gt; 00:01:21,083</w:t>
       </w:r>
     </w:p>
     <w:p>
@@ -212,6 +464,17 @@
         <w:t>behind you and another from this direction</w:t>
       </w:r>
     </w:p>
+    <w:p/>
+    <w:p>
+      <w:r>
+        <w:t>24</w:t>
+      </w:r>
+    </w:p>
+    <w:p>
+      <w:r>
+        <w:t>00:01:22,208 --&gt; 00:01:23,625</w:t>
+      </w:r>
+    </w:p>
     <w:p>
       <w:r>
         <w:t>Then you hear the sound of</w:t>
@@ -220,6 +483,17 @@
     <w:p>
       <w:r>
         <w:t>a pistol being loaded</w:t>
+      </w:r>
+    </w:p>
+    <w:p/>
+    <w:p>
+      <w:r>
+        <w:t>25</w:t>
+      </w:r>
+    </w:p>
+    <w:p>
+      <w:r>
+        <w:t>00:01:25,166 --&gt; 00:01:26,291</w:t>
       </w:r>
     </w:p>
     <w:p>
@@ -232,6 +506,17 @@
         <w:t>pistol: finish him off</w:t>
       </w:r>
     </w:p>
+    <w:p/>
+    <w:p>
+      <w:r>
+        <w:t>26</w:t>
+      </w:r>
+    </w:p>
+    <w:p>
+      <w:r>
+        <w:t>00:01:28,083 --&gt; 00:01:32,041</w:t>
+      </w:r>
+    </w:p>
     <w:p>
       <w:r>
         <w:t>Then he runs his hand like this</w:t>
@@ -240,6 +525,17 @@
     <w:p>
       <w:r>
         <w:t>past your ear</w:t>
+      </w:r>
+    </w:p>
+    <w:p/>
+    <w:p>
+      <w:r>
+        <w:t>27</w:t>
+      </w:r>
+    </w:p>
+    <w:p>
+      <w:r>
+        <w:t>00:01:32,500 --&gt; 00:01:35,000</w:t>
       </w:r>
     </w:p>
     <w:p>
@@ -252,14 +548,36 @@
         <w:t>other one strikes you with the hammer</w:t>
       </w:r>
     </w:p>
+    <w:p/>
     <w:p>
       <w:r>
-        <w:t>Or with the Lakhdar Brahimi</w:t>
+        <w:t>28</w:t>
+      </w:r>
+    </w:p>
+    <w:p>
+      <w:r>
+        <w:t>00:01:35,291 --&gt; 00:01:37,166</w:t>
+      </w:r>
+    </w:p>
+    <w:p>
+      <w:r>
+        <w:t>Or with the &lt;i&gt;Lakhdar Brahimi&lt;/i&gt;</w:t>
       </w:r>
     </w:p>
     <w:p>
       <w:r>
         <w:t>hose on your knees or feet</w:t>
+      </w:r>
+    </w:p>
+    <w:p/>
+    <w:p>
+      <w:r>
+        <w:t>29</w:t>
+      </w:r>
+    </w:p>
+    <w:p>
+      <w:r>
+        <w:t>00:01:38,875 --&gt; 00:01:43,208</w:t>
       </w:r>
     </w:p>
     <w:p>
@@ -272,6 +590,17 @@
         <w:t>instruments you were tortured with or heard of?</w:t>
       </w:r>
     </w:p>
+    <w:p/>
+    <w:p>
+      <w:r>
+        <w:t>30</w:t>
+      </w:r>
+    </w:p>
+    <w:p>
+      <w:r>
+        <w:t>00:01:44,291 --&gt; 00:01:48,958</w:t>
+      </w:r>
+    </w:p>
     <w:p>
       <w:r>
         <w:t>There was the hammer,</w:t>
@@ -282,9 +611,20 @@
         <w:t>I will never forget it</w:t>
       </w:r>
     </w:p>
+    <w:p/>
     <w:p>
       <w:r>
-        <w:t>And the Lakhdar Brahimi</w:t>
+        <w:t>31</w:t>
+      </w:r>
+    </w:p>
+    <w:p>
+      <w:r>
+        <w:t>00:01:50,916 --&gt; 00:01:53,041</w:t>
+      </w:r>
+    </w:p>
+    <w:p>
+      <w:r>
+        <w:t>And the &lt;i&gt;Lakhdar Brahimi&lt;/i&gt;</w:t>
       </w:r>
     </w:p>
     <w:p>
@@ -292,14 +632,36 @@
         <w:t>hose, it is well known</w:t>
       </w:r>
     </w:p>
+    <w:p/>
     <w:p>
       <w:r>
-        <w:t>And there was the balingo</w:t>
+        <w:t>32</w:t>
+      </w:r>
+    </w:p>
+    <w:p>
+      <w:r>
+        <w:t>00:01:54,791 --&gt; 00:01:56,083</w:t>
+      </w:r>
+    </w:p>
+    <w:p>
+      <w:r>
+        <w:t>And there was the &lt;i&gt;balingo&lt;/i&gt;</w:t>
       </w:r>
     </w:p>
     <w:p>
       <w:r>
         <w:t>[hoist] for suspending prisoners</w:t>
+      </w:r>
+    </w:p>
+    <w:p/>
+    <w:p>
+      <w:r>
+        <w:t>33</w:t>
+      </w:r>
+    </w:p>
+    <w:p>
+      <w:r>
+        <w:t>00:01:56,083 --&gt; 00:01:57,416</w:t>
       </w:r>
     </w:p>
     <w:p>
@@ -312,6 +674,17 @@
         <w:t>[suspension] on the door</w:t>
       </w:r>
     </w:p>
+    <w:p/>
+    <w:p>
+      <w:r>
+        <w:t>34</w:t>
+      </w:r>
+    </w:p>
+    <w:p>
+      <w:r>
+        <w:t>00:01:58,458 --&gt; 00:02:03,166</w:t>
+      </w:r>
+    </w:p>
     <w:p>
       <w:r>
         <w:t>They suspended people, we heard their</w:t>
@@ -320,6 +693,17 @@
     <w:p>
       <w:r>
         <w:t>screaming but we did not know who they were</w:t>
+      </w:r>
+    </w:p>
+    <w:p/>
+    <w:p>
+      <w:r>
+        <w:t>35</w:t>
+      </w:r>
+    </w:p>
+    <w:p>
+      <w:r>
+        <w:t>00:02:03,916 --&gt; 00:02:05,500</w:t>
       </w:r>
     </w:p>
     <w:p>
@@ -332,6 +716,7 @@
         <w:t>we could not talk to them</w:t>
       </w:r>
     </w:p>
+    <w:p/>
     <w:sectPr>
       <w:pgSz w:w="12240" w:h="15840"/>
       <w:pgMar w:top="1440" w:right="1800" w:bottom="1440" w:left="1800" w:header="720" w:footer="720" w:gutter="0"/>
@@ -705,9 +1090,12 @@
     <w:name w:val="Normal"/>
     <w:qFormat/>
     <w:rsid w:val="00FC693F"/>
+    <w:pPr>
+      <w:spacing w:before="0" w:after="0" w:line="276" w:lineRule="auto"/>
+    </w:pPr>
     <w:rPr>
-      <w:rFonts w:ascii="Arial" w:hAnsi="Arial"/>
-      <w:sz w:val="22"/>
+      <w:rFonts w:ascii="Courier New" w:hAnsi="Courier New"/>
+      <w:sz w:val="20"/>
     </w:rPr>
   </w:style>
   <w:style w:type="paragraph" w:styleId="Header">
